--- a/output/รายชื่อกฐินสามัคคี_ฉบับจัดระเบียบ.docx
+++ b/output/รายชื่อกฐินสามัคคี_ฉบับจัดระเบียบ.docx
@@ -336,6 +336,10 @@
       <w:pPr>
         <w:keepLines/>
         <w:ind w:left="510" w:hanging="510"/>
+        <w:rPr>
+          <w:rFonts w:hint="cs"/>
+          <w:lang w:bidi="th-TH"/>
+        </w:rPr>
       </w:pPr>
       <w:r>
         <w:t>3. คุณนภาพร ศิวะนาวิน และครอบครัว</w:t>
@@ -563,7 +567,7 @@
         <w:ind w:left="510" w:hanging="510"/>
       </w:pPr>
       <w:r>
-        <w:t>28. คุณวัฒนา -คุณจิระวรรณ ภู่ธวัชชัย และครอบครัว</w:t>
+        <w:t>28. คุณวัฒนา-คุณจิระวรรณ ภู่ธวัชชัย และครอบครัว</w:t>
       </w:r>
     </w:p>
     <w:p>
@@ -615,9 +619,64 @@
       <w:pPr>
         <w:keepLines/>
         <w:ind w:left="510" w:hanging="510"/>
+        <w:rPr>
+          <w:lang w:bidi="th-TH"/>
+        </w:rPr>
       </w:pPr>
       <w:r>
         <w:t>34. สท.องุ่น ยิ้มอ่อน และครอบครัว</w:t>
+      </w:r>
+    </w:p>
+    <w:p>
+      <w:pPr>
+        <w:keepLines/>
+        <w:ind w:left="510" w:hanging="510"/>
+        <w:rPr>
+          <w:rFonts w:hint="cs"/>
+          <w:lang w:bidi="th-TH"/>
+        </w:rPr>
+      </w:pPr>
+      <w:r>
+        <w:rPr>
+          <w:lang w:bidi="th-TH"/>
+        </w:rPr>
+        <w:t xml:space="preserve">35. </w:t>
+      </w:r>
+      <w:r>
+        <w:rPr>
+          <w:rFonts w:hint="cs"/>
+          <w:cs/>
+          <w:lang w:bidi="th-TH"/>
+        </w:rPr>
+        <w:t>คุณอภิชาติ</w:t>
+      </w:r>
+      <w:r>
+        <w:rPr>
+          <w:lang w:bidi="th-TH"/>
+        </w:rPr>
+        <w:t>-</w:t>
+      </w:r>
+      <w:r>
+        <w:rPr>
+          <w:rFonts w:hint="cs"/>
+          <w:cs/>
+          <w:lang w:bidi="th-TH"/>
+        </w:rPr>
+        <w:t>คุณฐาปนี</w:t>
+      </w:r>
+      <w:r>
+        <w:rPr>
+          <w:lang w:bidi="th-TH"/>
+        </w:rPr>
+        <w:t>-</w:t>
+      </w:r>
+      <w:r>
+        <w:rPr>
+          <w:rFonts w:hint="cs"/>
+          <w:cs/>
+          <w:lang w:bidi="th-TH"/>
+        </w:rPr>
+        <w:t>คุณอภิวัฒน์ เข็มกลัด</w:t>
       </w:r>
     </w:p>
     <w:p>
@@ -2303,7 +2362,6 @@
   <w:style w:type="character" w:default="1" w:styleId="DefaultParagraphFont">
     <w:name w:val="Default Paragraph Font"/>
     <w:uiPriority w:val="1"/>
-    <w:semiHidden/>
     <w:unhideWhenUsed/>
   </w:style>
   <w:style w:type="table" w:default="1" w:styleId="TableNormal">
